--- a/docs/DOC-09_Padroes_de_Codigo.docx
+++ b/docs/DOC-09_Padroes_de_Codigo.docx
@@ -28,7 +28,7 @@
           <w:sz w:val="20"/>
           <w:szCs w:val="20"/>
         </w:rPr>
-        <w:t xml:space="preserve">Monitoramento de contratacoes e despesas publicas do Brasil</w:t>
+        <w:t xml:space="preserve">Monitoramento de contratações e despesas públicas do Brasil</w:t>
       </w:r>
     </w:p>
     <w:p>
@@ -96,6 +96,9 @@
         <w:gridCol w:w="7200"/>
       </w:tblGrid>
       <w:tr>
+        <w:trPr>
+          <w:cantSplit/>
+        </w:trPr>
         <w:tc>
           <w:tcPr>
             <w:tcW w:type="dxa" w:w="2400"/>
@@ -146,12 +149,15 @@
                 <w:sz w:val="19"/>
                 <w:szCs w:val="19"/>
               </w:rPr>
-              <w:t xml:space="preserve">Lumen (nome de trabalho, sujeito a verificacao de disponibilidade)</w:t>
-            </w:r>
-          </w:p>
-        </w:tc>
-      </w:tr>
-      <w:tr>
+              <w:t xml:space="preserve">Lumen (nome de trabalho, sujeito a verificação de disponibilidade)</w:t>
+            </w:r>
+          </w:p>
+        </w:tc>
+      </w:tr>
+      <w:tr>
+        <w:trPr>
+          <w:cantSplit/>
+        </w:trPr>
         <w:tc>
           <w:tcPr>
             <w:tcW w:type="dxa" w:w="2400"/>
@@ -175,7 +181,7 @@
                 <w:sz w:val="19"/>
                 <w:szCs w:val="19"/>
               </w:rPr>
-              <w:t xml:space="preserve">Responsavel</w:t>
+              <w:t xml:space="preserve">Responsável</w:t>
             </w:r>
           </w:p>
         </w:tc>
@@ -208,6 +214,9 @@
         </w:tc>
       </w:tr>
       <w:tr>
+        <w:trPr>
+          <w:cantSplit/>
+        </w:trPr>
         <w:tc>
           <w:tcPr>
             <w:tcW w:type="dxa" w:w="2400"/>
@@ -231,7 +240,7 @@
                 <w:sz w:val="19"/>
                 <w:szCs w:val="19"/>
               </w:rPr>
-              <w:t xml:space="preserve">Versao</w:t>
+              <w:t xml:space="preserve">Versão</w:t>
             </w:r>
           </w:p>
         </w:tc>
@@ -264,6 +273,9 @@
         </w:tc>
       </w:tr>
       <w:tr>
+        <w:trPr>
+          <w:cantSplit/>
+        </w:trPr>
         <w:tc>
           <w:tcPr>
             <w:tcW w:type="dxa" w:w="2400"/>
@@ -320,6 +332,9 @@
         </w:tc>
       </w:tr>
       <w:tr>
+        <w:trPr>
+          <w:cantSplit/>
+        </w:trPr>
         <w:tc>
           <w:tcPr>
             <w:tcW w:type="dxa" w:w="2400"/>
@@ -343,7 +358,7 @@
                 <w:sz w:val="19"/>
                 <w:szCs w:val="19"/>
               </w:rPr>
-              <w:t xml:space="preserve">Situacao</w:t>
+              <w:t xml:space="preserve">Situação</w:t>
             </w:r>
           </w:p>
         </w:tc>
@@ -370,7 +385,7 @@
                 <w:sz w:val="19"/>
                 <w:szCs w:val="19"/>
               </w:rPr>
-              <w:t xml:space="preserve">Documento base para inicio de desenvolvimento</w:t>
+              <w:t xml:space="preserve">Documento base para início de desenvolvimento</w:t>
             </w:r>
           </w:p>
         </w:tc>
@@ -395,7 +410,7 @@
           <w:sz w:val="18"/>
           <w:szCs w:val="18"/>
         </w:rPr>
-        <w:t xml:space="preserve">Este documento integra o pacote de documentacao do Projeto Lumen. Valores legais, limites e endpoints citados foram verificados em fontes oficiais em setembro de 2026 e devem ser reconferidos antes da implementacao, pois sao atualizados periodicamente por decreto.</w:t>
+        <w:t xml:space="preserve">Este documento integra o pacote de documentação do Projeto Lumen. Valores legais, limites e endpoints citados foram verificados em fontes oficiais em setembro de 2026 e devem ser reconferidos antes da implementação, pois são atualizados periodicamente por decreto.</w:t>
       </w:r>
     </w:p>
     <w:p>
@@ -406,6 +421,8 @@
     <w:p>
       <w:pPr>
         <w:pStyle w:val="Heading1"/>
+        <w:keepNext/>
+        <w:keepLines/>
         <w:spacing w:after="160" w:before="380"/>
       </w:pPr>
       <w:r>
@@ -456,6 +473,8 @@
     <w:p>
       <w:pPr>
         <w:pStyle w:val="Heading1"/>
+        <w:keepNext/>
+        <w:keepLines/>
         <w:spacing w:after="160" w:before="380"/>
       </w:pPr>
       <w:r>
@@ -465,6 +484,8 @@
     <w:p>
       <w:pPr>
         <w:pStyle w:val="Heading2"/>
+        <w:keepNext/>
+        <w:keepLines/>
         <w:spacing w:after="120" w:before="280"/>
       </w:pPr>
       <w:r>
@@ -592,6 +613,9 @@
         </w:tc>
       </w:tr>
       <w:tr>
+        <w:trPr>
+          <w:cantSplit/>
+        </w:trPr>
         <w:tc>
           <w:tcPr>
             <w:tcW w:type="dxa" w:w="2800"/>
@@ -675,6 +699,9 @@
         </w:tc>
       </w:tr>
       <w:tr>
+        <w:trPr>
+          <w:cantSplit/>
+        </w:trPr>
         <w:tc>
           <w:tcPr>
             <w:tcW w:type="dxa" w:w="2800"/>
@@ -758,6 +785,9 @@
         </w:tc>
       </w:tr>
       <w:tr>
+        <w:trPr>
+          <w:cantSplit/>
+        </w:trPr>
         <w:tc>
           <w:tcPr>
             <w:tcW w:type="dxa" w:w="2800"/>
@@ -841,6 +871,9 @@
         </w:tc>
       </w:tr>
       <w:tr>
+        <w:trPr>
+          <w:cantSplit/>
+        </w:trPr>
         <w:tc>
           <w:tcPr>
             <w:tcW w:type="dxa" w:w="2800"/>
@@ -924,6 +957,9 @@
         </w:tc>
       </w:tr>
       <w:tr>
+        <w:trPr>
+          <w:cantSplit/>
+        </w:trPr>
         <w:tc>
           <w:tcPr>
             <w:tcW w:type="dxa" w:w="2800"/>
@@ -1554,6 +1590,8 @@
     <w:p>
       <w:pPr>
         <w:pStyle w:val="Heading2"/>
+        <w:keepNext/>
+        <w:keepLines/>
         <w:spacing w:after="120" w:before="280"/>
       </w:pPr>
       <w:r>
@@ -1667,6 +1705,9 @@
         </w:tc>
       </w:tr>
       <w:tr>
+        <w:trPr>
+          <w:cantSplit/>
+        </w:trPr>
         <w:tc>
           <w:tcPr>
             <w:tcW w:type="dxa" w:w="2400"/>
@@ -1750,6 +1791,9 @@
         </w:tc>
       </w:tr>
       <w:tr>
+        <w:trPr>
+          <w:cantSplit/>
+        </w:trPr>
         <w:tc>
           <w:tcPr>
             <w:tcW w:type="dxa" w:w="2400"/>
@@ -1833,6 +1877,9 @@
         </w:tc>
       </w:tr>
       <w:tr>
+        <w:trPr>
+          <w:cantSplit/>
+        </w:trPr>
         <w:tc>
           <w:tcPr>
             <w:tcW w:type="dxa" w:w="2400"/>
@@ -1916,6 +1963,9 @@
         </w:tc>
       </w:tr>
       <w:tr>
+        <w:trPr>
+          <w:cantSplit/>
+        </w:trPr>
         <w:tc>
           <w:tcPr>
             <w:tcW w:type="dxa" w:w="2400"/>
@@ -1999,6 +2049,9 @@
         </w:tc>
       </w:tr>
       <w:tr>
+        <w:trPr>
+          <w:cantSplit/>
+        </w:trPr>
         <w:tc>
           <w:tcPr>
             <w:tcW w:type="dxa" w:w="2400"/>
@@ -2082,6 +2135,9 @@
         </w:tc>
       </w:tr>
       <w:tr>
+        <w:trPr>
+          <w:cantSplit/>
+        </w:trPr>
         <w:tc>
           <w:tcPr>
             <w:tcW w:type="dxa" w:w="2400"/>
@@ -2165,6 +2221,9 @@
         </w:tc>
       </w:tr>
       <w:tr>
+        <w:trPr>
+          <w:cantSplit/>
+        </w:trPr>
         <w:tc>
           <w:tcPr>
             <w:tcW w:type="dxa" w:w="2400"/>
@@ -2248,6 +2307,9 @@
         </w:tc>
       </w:tr>
       <w:tr>
+        <w:trPr>
+          <w:cantSplit/>
+        </w:trPr>
         <w:tc>
           <w:tcPr>
             <w:tcW w:type="dxa" w:w="2400"/>
@@ -2331,6 +2393,9 @@
         </w:tc>
       </w:tr>
       <w:tr>
+        <w:trPr>
+          <w:cantSplit/>
+        </w:trPr>
         <w:tc>
           <w:tcPr>
             <w:tcW w:type="dxa" w:w="2400"/>
@@ -2417,6 +2482,8 @@
     <w:p>
       <w:pPr>
         <w:pStyle w:val="Heading2"/>
+        <w:keepNext/>
+        <w:keepLines/>
         <w:spacing w:after="120" w:before="280"/>
       </w:pPr>
       <w:r>
@@ -3162,6 +3229,9 @@
         <w:gridCol w:w="9600"/>
       </w:tblGrid>
       <w:tr>
+        <w:trPr>
+          <w:cantSplit/>
+        </w:trPr>
         <w:tc>
           <w:tcPr>
             <w:tcW w:type="dxa" w:w="9600"/>
@@ -3205,6 +3275,8 @@
     <w:p>
       <w:pPr>
         <w:pStyle w:val="Heading1"/>
+        <w:keepNext/>
+        <w:keepLines/>
         <w:spacing w:after="160" w:before="380"/>
       </w:pPr>
       <w:r>
@@ -5455,6 +5527,8 @@
     <w:p>
       <w:pPr>
         <w:pStyle w:val="Heading1"/>
+        <w:keepNext/>
+        <w:keepLines/>
         <w:spacing w:after="160" w:before="380"/>
       </w:pPr>
       <w:r>
@@ -5597,6 +5671,9 @@
         </w:tc>
       </w:tr>
       <w:tr>
+        <w:trPr>
+          <w:cantSplit/>
+        </w:trPr>
         <w:tc>
           <w:tcPr>
             <w:tcW w:type="dxa" w:w="2000"/>
@@ -5707,6 +5784,9 @@
         </w:tc>
       </w:tr>
       <w:tr>
+        <w:trPr>
+          <w:cantSplit/>
+        </w:trPr>
         <w:tc>
           <w:tcPr>
             <w:tcW w:type="dxa" w:w="2000"/>
@@ -5817,6 +5897,9 @@
         </w:tc>
       </w:tr>
       <w:tr>
+        <w:trPr>
+          <w:cantSplit/>
+        </w:trPr>
         <w:tc>
           <w:tcPr>
             <w:tcW w:type="dxa" w:w="2000"/>
@@ -5927,6 +6010,9 @@
         </w:tc>
       </w:tr>
       <w:tr>
+        <w:trPr>
+          <w:cantSplit/>
+        </w:trPr>
         <w:tc>
           <w:tcPr>
             <w:tcW w:type="dxa" w:w="2000"/>
@@ -6037,6 +6123,9 @@
         </w:tc>
       </w:tr>
       <w:tr>
+        <w:trPr>
+          <w:cantSplit/>
+        </w:trPr>
         <w:tc>
           <w:tcPr>
             <w:tcW w:type="dxa" w:w="2000"/>
@@ -6147,6 +6236,9 @@
         </w:tc>
       </w:tr>
       <w:tr>
+        <w:trPr>
+          <w:cantSplit/>
+        </w:trPr>
         <w:tc>
           <w:tcPr>
             <w:tcW w:type="dxa" w:w="2000"/>
@@ -6260,6 +6352,8 @@
     <w:p>
       <w:pPr>
         <w:pStyle w:val="Heading2"/>
+        <w:keepNext/>
+        <w:keepLines/>
         <w:spacing w:after="120" w:before="280"/>
       </w:pPr>
       <w:r>
@@ -7322,6 +7416,8 @@
     <w:p>
       <w:pPr>
         <w:pStyle w:val="Heading2"/>
+        <w:keepNext/>
+        <w:keepLines/>
         <w:spacing w:after="120" w:before="280"/>
       </w:pPr>
       <w:r>
@@ -7359,6 +7455,8 @@
     <w:p>
       <w:pPr>
         <w:pStyle w:val="Heading1"/>
+        <w:keepNext/>
+        <w:keepLines/>
         <w:spacing w:after="160" w:before="380"/>
       </w:pPr>
       <w:r>
@@ -7368,6 +7466,8 @@
     <w:p>
       <w:pPr>
         <w:pStyle w:val="Heading2"/>
+        <w:keepNext/>
+        <w:keepLines/>
         <w:spacing w:after="120" w:before="280"/>
       </w:pPr>
       <w:r>
@@ -7452,6 +7552,9 @@
         </w:tc>
       </w:tr>
       <w:tr>
+        <w:trPr>
+          <w:cantSplit/>
+        </w:trPr>
         <w:tc>
           <w:tcPr>
             <w:tcW w:type="dxa" w:w="2400"/>
@@ -7508,6 +7611,9 @@
         </w:tc>
       </w:tr>
       <w:tr>
+        <w:trPr>
+          <w:cantSplit/>
+        </w:trPr>
         <w:tc>
           <w:tcPr>
             <w:tcW w:type="dxa" w:w="2400"/>
@@ -7564,6 +7670,9 @@
         </w:tc>
       </w:tr>
       <w:tr>
+        <w:trPr>
+          <w:cantSplit/>
+        </w:trPr>
         <w:tc>
           <w:tcPr>
             <w:tcW w:type="dxa" w:w="2400"/>
@@ -7620,6 +7729,9 @@
         </w:tc>
       </w:tr>
       <w:tr>
+        <w:trPr>
+          <w:cantSplit/>
+        </w:trPr>
         <w:tc>
           <w:tcPr>
             <w:tcW w:type="dxa" w:w="2400"/>
@@ -7676,6 +7788,9 @@
         </w:tc>
       </w:tr>
       <w:tr>
+        <w:trPr>
+          <w:cantSplit/>
+        </w:trPr>
         <w:tc>
           <w:tcPr>
             <w:tcW w:type="dxa" w:w="2400"/>
@@ -7732,6 +7847,9 @@
         </w:tc>
       </w:tr>
       <w:tr>
+        <w:trPr>
+          <w:cantSplit/>
+        </w:trPr>
         <w:tc>
           <w:tcPr>
             <w:tcW w:type="dxa" w:w="2400"/>
@@ -8151,6 +8269,8 @@
     <w:p>
       <w:pPr>
         <w:pStyle w:val="Heading2"/>
+        <w:keepNext/>
+        <w:keepLines/>
         <w:spacing w:after="120" w:before="280"/>
       </w:pPr>
       <w:r>
@@ -8264,6 +8384,9 @@
         </w:tc>
       </w:tr>
       <w:tr>
+        <w:trPr>
+          <w:cantSplit/>
+        </w:trPr>
         <w:tc>
           <w:tcPr>
             <w:tcW w:type="dxa" w:w="2200"/>
@@ -8347,6 +8470,9 @@
         </w:tc>
       </w:tr>
       <w:tr>
+        <w:trPr>
+          <w:cantSplit/>
+        </w:trPr>
         <w:tc>
           <w:tcPr>
             <w:tcW w:type="dxa" w:w="2200"/>
@@ -8430,6 +8556,9 @@
         </w:tc>
       </w:tr>
       <w:tr>
+        <w:trPr>
+          <w:cantSplit/>
+        </w:trPr>
         <w:tc>
           <w:tcPr>
             <w:tcW w:type="dxa" w:w="2200"/>
@@ -8513,6 +8642,9 @@
         </w:tc>
       </w:tr>
       <w:tr>
+        <w:trPr>
+          <w:cantSplit/>
+        </w:trPr>
         <w:tc>
           <w:tcPr>
             <w:tcW w:type="dxa" w:w="2200"/>
@@ -8596,6 +8728,9 @@
         </w:tc>
       </w:tr>
       <w:tr>
+        <w:trPr>
+          <w:cantSplit/>
+        </w:trPr>
         <w:tc>
           <w:tcPr>
             <w:tcW w:type="dxa" w:w="2200"/>
@@ -8679,6 +8814,9 @@
         </w:tc>
       </w:tr>
       <w:tr>
+        <w:trPr>
+          <w:cantSplit/>
+        </w:trPr>
         <w:tc>
           <w:tcPr>
             <w:tcW w:type="dxa" w:w="2200"/>
@@ -8762,6 +8900,9 @@
         </w:tc>
       </w:tr>
       <w:tr>
+        <w:trPr>
+          <w:cantSplit/>
+        </w:trPr>
         <w:tc>
           <w:tcPr>
             <w:tcW w:type="dxa" w:w="2200"/>
@@ -8845,6 +8986,9 @@
         </w:tc>
       </w:tr>
       <w:tr>
+        <w:trPr>
+          <w:cantSplit/>
+        </w:trPr>
         <w:tc>
           <w:tcPr>
             <w:tcW w:type="dxa" w:w="2200"/>
@@ -8936,6 +9080,8 @@
     <w:p>
       <w:pPr>
         <w:pStyle w:val="Heading1"/>
+        <w:keepNext/>
+        <w:keepLines/>
         <w:spacing w:after="160" w:before="380"/>
       </w:pPr>
       <w:r>
@@ -9089,6 +9235,8 @@
     <w:p>
       <w:pPr>
         <w:pStyle w:val="Heading1"/>
+        <w:keepNext/>
+        <w:keepLines/>
         <w:spacing w:after="160" w:before="380"/>
       </w:pPr>
       <w:r>
@@ -9098,6 +9246,8 @@
     <w:p>
       <w:pPr>
         <w:pStyle w:val="Heading2"/>
+        <w:keepNext/>
+        <w:keepLines/>
         <w:spacing w:after="120" w:before="280"/>
       </w:pPr>
       <w:r>
@@ -9198,6 +9348,8 @@
     <w:p>
       <w:pPr>
         <w:pStyle w:val="Heading2"/>
+        <w:keepNext/>
+        <w:keepLines/>
         <w:spacing w:after="120" w:before="280"/>
       </w:pPr>
       <w:r>
@@ -9272,6 +9424,8 @@
     <w:p>
       <w:pPr>
         <w:pStyle w:val="Heading1"/>
+        <w:keepNext/>
+        <w:keepLines/>
         <w:spacing w:after="160" w:before="380"/>
       </w:pPr>
       <w:r>
@@ -9819,6 +9973,9 @@
         <w:gridCol w:w="9600"/>
       </w:tblGrid>
       <w:tr>
+        <w:trPr>
+          <w:cantSplit/>
+        </w:trPr>
         <w:tc>
           <w:tcPr>
             <w:tcW w:type="dxa" w:w="9600"/>
@@ -9855,8 +10012,8 @@
       </w:tr>
     </w:tbl>
     <w:sectPr>
-      <w:headerReference w:type="default" r:id="rId7"/>
-      <w:footerReference w:type="default" r:id="rId8"/>
+      <w:headerReference w:type="default" r:id="rId6"/>
+      <w:footerReference w:type="default" r:id="rId7"/>
       <w:pgSz w:w="11906" w:h="16838" w:orient="portrait"/>
       <w:pgMar w:top="1140" w:right="1134" w:bottom="1140" w:left="1134" w:header="708" w:footer="708" w:gutter="0"/>
       <w:pgNumType/>
@@ -9864,10 +10021,6 @@
     </w:sectPr>
   </w:body>
 </w:document>
-</file>
-
-<file path=word/comments.xml><?xml version="1.0" encoding="utf-8"?>
-<w:comments xmlns:cx="http://schemas.microsoft.com/office/drawing/2014/chartex" xmlns:cx1="http://schemas.microsoft.com/office/drawing/2015/9/8/chartex" xmlns:cx2="http://schemas.microsoft.com/office/drawing/2015/10/21/chartex" xmlns:cx3="http://schemas.microsoft.com/office/drawing/2016/5/9/chartex" xmlns:cx4="http://schemas.microsoft.com/office/drawing/2016/5/10/chartex" xmlns:cx5="http://schemas.microsoft.com/office/drawing/2016/5/11/chartex" xmlns:cx6="http://schemas.microsoft.com/office/drawing/2016/5/12/chartex" xmlns:cx7="http://schemas.microsoft.com/office/drawing/2016/5/13/chartex" xmlns:cx8="http://schemas.microsoft.com/office/drawing/2016/5/14/chartex" xmlns:mc="http://schemas.openxmlformats.org/markup-compatibility/2006" xmlns:aink="http://schemas.microsoft.com/office/drawing/2016/ink" xmlns:am3d="http://schemas.microsoft.com/office/drawing/2017/model3d" xmlns:o="urn:schemas-microsoft-com:office:office" xmlns:r="http://schemas.openxmlformats.org/officeDocument/2006/relationships" xmlns:m="http://schemas.openxmlformats.org/officeDocument/2006/math" xmlns:v="urn:schemas-microsoft-com:vml" xmlns:wp14="http://schemas.microsoft.com/office/word/2010/wordprocessingDrawing" xmlns:wp="http://schemas.openxmlformats.org/drawingml/2006/wordprocessingDrawing" xmlns:w10="urn:schemas-microsoft-com:office:word" xmlns:w="http://schemas.openxmlformats.org/wordprocessingml/2006/main" xmlns:w14="http://schemas.microsoft.com/office/word/2010/wordml" xmlns:w15="http://schemas.microsoft.com/office/word/2012/wordml" xmlns:w16cex="http://schemas.microsoft.com/office/word/2018/wordml/cex" xmlns:w16cid="http://schemas.microsoft.com/office/word/2016/wordml/cid" xmlns:w16="http://schemas.microsoft.com/office/word/2018/wordml" xmlns:w16sdtdh="http://schemas.microsoft.com/office/word/2020/wordml/sdtdatahash" xmlns:w16se="http://schemas.microsoft.com/office/word/2015/wordml/symex" xmlns:wpg="http://schemas.microsoft.com/office/word/2010/wordprocessingGroup" xmlns:wpi="http://schemas.microsoft.com/office/word/2010/wordprocessingInk" xmlns:wne="http://schemas.microsoft.com/office/word/2006/wordml" xmlns:wps="http://schemas.microsoft.com/office/word/2010/wordprocessingShape"/>
 </file>
 
 <file path=word/endnotes.xml><?xml version="1.0" encoding="utf-8"?>
@@ -10016,7 +10169,7 @@
 <w:numbering xmlns:wpc="http://schemas.microsoft.com/office/word/2010/wordprocessingCanvas" xmlns:mc="http://schemas.openxmlformats.org/markup-compatibility/2006" xmlns:o="urn:schemas-microsoft-com:office:office" xmlns:r="http://schemas.openxmlformats.org/officeDocument/2006/relationships" xmlns:m="http://schemas.openxmlformats.org/officeDocument/2006/math" xmlns:v="urn:schemas-microsoft-com:vml" xmlns:wp14="http://schemas.microsoft.com/office/word/2010/wordprocessingDrawing" xmlns:wp="http://schemas.openxmlformats.org/drawingml/2006/wordprocessingDrawing" xmlns:w10="urn:schemas-microsoft-com:office:word" xmlns:w="http://schemas.openxmlformats.org/wordprocessingml/2006/main" xmlns:w14="http://schemas.microsoft.com/office/word/2010/wordml" xmlns:w15="http://schemas.microsoft.com/office/word/2012/wordml" xmlns:wpg="http://schemas.microsoft.com/office/word/2010/wordprocessingGroup" xmlns:wpi="http://schemas.microsoft.com/office/word/2010/wordprocessingInk" xmlns:wne="http://schemas.microsoft.com/office/word/2006/wordml" xmlns:wps="http://schemas.microsoft.com/office/word/2010/wordprocessingShape" mc:Ignorable="w14 w15 wp14">
   <w:abstractNum w:abstractNumId="1" w15:restartNumberingAfterBreak="0">
     <w:multiLevelType w:val="hybridMultilevel"/>
-    <w:lvl w:ilvl="0" w15:tentative="1">
+    <w:lvl w:ilvl="0" w:tentative="1">
       <w:start w:val="1"/>
       <w:numFmt w:val="bullet"/>
       <w:lvlText w:val="●"/>
@@ -10025,7 +10178,7 @@
         <w:ind w:left="720" w:hanging="360"/>
       </w:pPr>
     </w:lvl>
-    <w:lvl w:ilvl="1" w15:tentative="1">
+    <w:lvl w:ilvl="1" w:tentative="1">
       <w:start w:val="1"/>
       <w:numFmt w:val="bullet"/>
       <w:lvlText w:val="○"/>
@@ -10034,7 +10187,7 @@
         <w:ind w:left="1440" w:hanging="360"/>
       </w:pPr>
     </w:lvl>
-    <w:lvl w:ilvl="2" w15:tentative="1">
+    <w:lvl w:ilvl="2" w:tentative="1">
       <w:start w:val="1"/>
       <w:numFmt w:val="bullet"/>
       <w:lvlText w:val="■"/>
@@ -10043,7 +10196,7 @@
         <w:ind w:left="2160" w:hanging="360"/>
       </w:pPr>
     </w:lvl>
-    <w:lvl w:ilvl="3" w15:tentative="1">
+    <w:lvl w:ilvl="3" w:tentative="1">
       <w:start w:val="1"/>
       <w:numFmt w:val="bullet"/>
       <w:lvlText w:val="●"/>
@@ -10052,7 +10205,7 @@
         <w:ind w:left="2880" w:hanging="360"/>
       </w:pPr>
     </w:lvl>
-    <w:lvl w:ilvl="4" w15:tentative="1">
+    <w:lvl w:ilvl="4" w:tentative="1">
       <w:start w:val="1"/>
       <w:numFmt w:val="bullet"/>
       <w:lvlText w:val="○"/>
@@ -10061,7 +10214,7 @@
         <w:ind w:left="3600" w:hanging="360"/>
       </w:pPr>
     </w:lvl>
-    <w:lvl w:ilvl="5" w15:tentative="1">
+    <w:lvl w:ilvl="5" w:tentative="1">
       <w:start w:val="1"/>
       <w:numFmt w:val="bullet"/>
       <w:lvlText w:val="■"/>
@@ -10070,7 +10223,7 @@
         <w:ind w:left="4320" w:hanging="360"/>
       </w:pPr>
     </w:lvl>
-    <w:lvl w:ilvl="6" w15:tentative="1">
+    <w:lvl w:ilvl="6" w:tentative="1">
       <w:start w:val="1"/>
       <w:numFmt w:val="bullet"/>
       <w:lvlText w:val="●"/>
@@ -10079,7 +10232,7 @@
         <w:ind w:left="5040" w:hanging="360"/>
       </w:pPr>
     </w:lvl>
-    <w:lvl w:ilvl="7" w15:tentative="1">
+    <w:lvl w:ilvl="7" w:tentative="1">
       <w:start w:val="1"/>
       <w:numFmt w:val="bullet"/>
       <w:lvlText w:val="●"/>
@@ -10088,7 +10241,7 @@
         <w:ind w:left="5760" w:hanging="360"/>
       </w:pPr>
     </w:lvl>
-    <w:lvl w:ilvl="8" w15:tentative="1">
+    <w:lvl w:ilvl="8" w:tentative="1">
       <w:start w:val="1"/>
       <w:numFmt w:val="bullet"/>
       <w:lvlText w:val="●"/>
@@ -10100,7 +10253,7 @@
   </w:abstractNum>
   <w:abstractNum w:abstractNumId="2" w15:restartNumberingAfterBreak="0">
     <w:multiLevelType w:val="hybridMultilevel"/>
-    <w:lvl w:ilvl="0" w15:tentative="1">
+    <w:lvl w:ilvl="0" w:tentative="1">
       <w:start w:val="1"/>
       <w:numFmt w:val="bullet"/>
       <w:lvlText w:val="•"/>
@@ -10109,7 +10262,7 @@
         <w:ind w:left="420" w:hanging="250"/>
       </w:pPr>
     </w:lvl>
-    <w:lvl w:ilvl="1" w15:tentative="1">
+    <w:lvl w:ilvl="1" w:tentative="1">
       <w:start w:val="1"/>
       <w:numFmt w:val="bullet"/>
       <w:lvlText w:val="◦"/>
@@ -10118,7 +10271,7 @@
         <w:ind w:left="840" w:hanging="250"/>
       </w:pPr>
     </w:lvl>
-    <w:lvl w:ilvl="2" w15:tentative="1">
+    <w:lvl w:ilvl="2" w:tentative="1">
       <w:start w:val="1"/>
       <w:numFmt w:val="bullet"/>
       <w:lvlText w:val="▪"/>
@@ -10130,7 +10283,7 @@
   </w:abstractNum>
   <w:abstractNum w:abstractNumId="3" w15:restartNumberingAfterBreak="0">
     <w:multiLevelType w:val="hybridMultilevel"/>
-    <w:lvl w:ilvl="0" w15:tentative="1">
+    <w:lvl w:ilvl="0" w:tentative="1">
       <w:start w:val="1"/>
       <w:numFmt w:val="decimal"/>
       <w:lvlText w:val="%1."/>
@@ -10139,7 +10292,7 @@
         <w:ind w:left="440" w:hanging="280"/>
       </w:pPr>
     </w:lvl>
-    <w:lvl w:ilvl="1" w15:tentative="1">
+    <w:lvl w:ilvl="1" w:tentative="1">
       <w:start w:val="1"/>
       <w:numFmt w:val="lowerLetter"/>
       <w:lvlText w:val="%2)"/>
@@ -10186,6 +10339,10 @@
       </w:pPr>
     </w:pPrDefault>
   </w:docDefaults>
+  <w:style w:type="paragraph" w:styleId="Normal" w:default="1">
+    <w:name w:val="Normal"/>
+    <w:qFormat/>
+  </w:style>
   <w:style w:type="paragraph" w:styleId="Title">
     <w:name w:val="Title"/>
     <w:basedOn w:val="Normal"/>
@@ -10376,4 +10533,294 @@
     </w:rPr>
   </w:style>
 </w:styles>
+</file>
+
+<file path=word/theme/theme1.xml><?xml version="1.0" encoding="utf-8"?>
+<a:theme xmlns:a="http://schemas.openxmlformats.org/drawingml/2006/main" name="Office Theme">
+  <a:themeElements>
+    <a:clrScheme name="Office">
+      <a:dk1>
+        <a:sysClr val="windowText" lastClr="000000"/>
+      </a:dk1>
+      <a:lt1>
+        <a:sysClr val="window" lastClr="FFFFFF"/>
+      </a:lt1>
+      <a:dk2>
+        <a:srgbClr val="44546A"/>
+      </a:dk2>
+      <a:lt2>
+        <a:srgbClr val="E7E6E6"/>
+      </a:lt2>
+      <a:accent1>
+        <a:srgbClr val="4472C4"/>
+      </a:accent1>
+      <a:accent2>
+        <a:srgbClr val="ED7D31"/>
+      </a:accent2>
+      <a:accent3>
+        <a:srgbClr val="A5A5A5"/>
+      </a:accent3>
+      <a:accent4>
+        <a:srgbClr val="FFC000"/>
+      </a:accent4>
+      <a:accent5>
+        <a:srgbClr val="5B9BD5"/>
+      </a:accent5>
+      <a:accent6>
+        <a:srgbClr val="70AD47"/>
+      </a:accent6>
+      <a:hlink>
+        <a:srgbClr val="0563C1"/>
+      </a:hlink>
+      <a:folHlink>
+        <a:srgbClr val="954F72"/>
+      </a:folHlink>
+    </a:clrScheme>
+    <a:fontScheme name="Office">
+      <a:majorFont>
+        <a:latin typeface="Calibri Light" panose="020F0302020204030204"/>
+        <a:ea typeface=""/>
+        <a:cs typeface=""/>
+        <a:font script="Jpan" typeface="游ゴシック Light"/>
+        <a:font script="Hang" typeface="맑은 고딕"/>
+        <a:font script="Hans" typeface="等线 Light"/>
+        <a:font script="Hant" typeface="新細明體"/>
+        <a:font script="Arab" typeface="Times New Roman"/>
+        <a:font script="Hebr" typeface="Times New Roman"/>
+        <a:font script="Thai" typeface="Angsana New"/>
+        <a:font script="Ethi" typeface="Nyala"/>
+        <a:font script="Beng" typeface="Vrinda"/>
+        <a:font script="Gujr" typeface="Shruti"/>
+        <a:font script="Khmr" typeface="MoolBoran"/>
+        <a:font script="Knda" typeface="Tunga"/>
+        <a:font script="Guru" typeface="Raavi"/>
+        <a:font script="Cans" typeface="Euphemia"/>
+        <a:font script="Cher" typeface="Plantagenet Cherokee"/>
+        <a:font script="Yiii" typeface="Microsoft Yi Baiti"/>
+        <a:font script="Tibt" typeface="Microsoft Himalaya"/>
+        <a:font script="Thaa" typeface="MV Boli"/>
+        <a:font script="Deva" typeface="Mangal"/>
+        <a:font script="Telu" typeface="Gautami"/>
+        <a:font script="Taml" typeface="Latha"/>
+        <a:font script="Syrc" typeface="Estrangelo Edessa"/>
+        <a:font script="Orya" typeface="Kalinga"/>
+        <a:font script="Mlym" typeface="Kartika"/>
+        <a:font script="Laoo" typeface="DokChampa"/>
+        <a:font script="Sinh" typeface="Iskoola Pota"/>
+        <a:font script="Mong" typeface="Mongolian Baiti"/>
+        <a:font script="Viet" typeface="Times New Roman"/>
+        <a:font script="Uigh" typeface="Microsoft Uighur"/>
+        <a:font script="Geor" typeface="Sylfaen"/>
+        <a:font script="Armn" typeface="Arial"/>
+        <a:font script="Bugi" typeface="Leelawadee UI"/>
+        <a:font script="Bopo" typeface="Microsoft JhengHei"/>
+        <a:font script="Java" typeface="Javanese Text"/>
+        <a:font script="Lisu" typeface="Segoe UI"/>
+        <a:font script="Mymr" typeface="Myanmar Text"/>
+        <a:font script="Nkoo" typeface="Ebrima"/>
+        <a:font script="Olck" typeface="Nirmala UI"/>
+        <a:font script="Osma" typeface="Ebrima"/>
+        <a:font script="Phag" typeface="Phagspa"/>
+        <a:font script="Syrn" typeface="Estrangelo Edessa"/>
+        <a:font script="Syrj" typeface="Estrangelo Edessa"/>
+        <a:font script="Syre" typeface="Estrangelo Edessa"/>
+        <a:font script="Sora" typeface="Nirmala UI"/>
+        <a:font script="Tale" typeface="Microsoft Tai Le"/>
+        <a:font script="Talu" typeface="Microsoft New Tai Lue"/>
+        <a:font script="Tfng" typeface="Ebrima"/>
+      </a:majorFont>
+      <a:minorFont>
+        <a:latin typeface="Calibri" panose="020F0502020204030204"/>
+        <a:ea typeface=""/>
+        <a:cs typeface=""/>
+        <a:font script="Jpan" typeface="游明朝"/>
+        <a:font script="Hang" typeface="맑은 고딕"/>
+        <a:font script="Hans" typeface="等线"/>
+        <a:font script="Hant" typeface="新細明體"/>
+        <a:font script="Arab" typeface="Arial"/>
+        <a:font script="Hebr" typeface="Arial"/>
+        <a:font script="Thai" typeface="Cordia New"/>
+        <a:font script="Ethi" typeface="Nyala"/>
+        <a:font script="Beng" typeface="Vrinda"/>
+        <a:font script="Gujr" typeface="Shruti"/>
+        <a:font script="Khmr" typeface="DaunPenh"/>
+        <a:font script="Knda" typeface="Tunga"/>
+        <a:font script="Guru" typeface="Raavi"/>
+        <a:font script="Cans" typeface="Euphemia"/>
+        <a:font script="Cher" typeface="Plantagenet Cherokee"/>
+        <a:font script="Yiii" typeface="Microsoft Yi Baiti"/>
+        <a:font script="Tibt" typeface="Microsoft Himalaya"/>
+        <a:font script="Thaa" typeface="MV Boli"/>
+        <a:font script="Deva" typeface="Mangal"/>
+        <a:font script="Telu" typeface="Gautami"/>
+        <a:font script="Taml" typeface="Latha"/>
+        <a:font script="Syrc" typeface="Estrangelo Edessa"/>
+        <a:font script="Orya" typeface="Kalinga"/>
+        <a:font script="Mlym" typeface="Kartika"/>
+        <a:font script="Laoo" typeface="DokChampa"/>
+        <a:font script="Sinh" typeface="Iskoola Pota"/>
+        <a:font script="Mong" typeface="Mongolian Baiti"/>
+        <a:font script="Viet" typeface="Arial"/>
+        <a:font script="Uigh" typeface="Microsoft Uighur"/>
+        <a:font script="Geor" typeface="Sylfaen"/>
+        <a:font script="Armn" typeface="Arial"/>
+        <a:font script="Bugi" typeface="Leelawadee UI"/>
+        <a:font script="Bopo" typeface="Microsoft JhengHei"/>
+        <a:font script="Java" typeface="Javanese Text"/>
+        <a:font script="Lisu" typeface="Segoe UI"/>
+        <a:font script="Mymr" typeface="Myanmar Text"/>
+        <a:font script="Nkoo" typeface="Ebrima"/>
+        <a:font script="Olck" typeface="Nirmala UI"/>
+        <a:font script="Osma" typeface="Ebrima"/>
+        <a:font script="Phag" typeface="Phagspa"/>
+        <a:font script="Syrn" typeface="Estrangelo Edessa"/>
+        <a:font script="Syrj" typeface="Estrangelo Edessa"/>
+        <a:font script="Syre" typeface="Estrangelo Edessa"/>
+        <a:font script="Sora" typeface="Nirmala UI"/>
+        <a:font script="Tale" typeface="Microsoft Tai Le"/>
+        <a:font script="Talu" typeface="Microsoft New Tai Lue"/>
+        <a:font script="Tfng" typeface="Ebrima"/>
+      </a:minorFont>
+    </a:fontScheme>
+    <a:fmtScheme name="Office">
+      <a:fillStyleLst>
+        <a:solidFill>
+          <a:schemeClr val="phClr"/>
+        </a:solidFill>
+        <a:gradFill rotWithShape="true">
+          <a:gsLst>
+            <a:gs pos="0">
+              <a:schemeClr val="phClr">
+                <a:lumMod val="110000"/>
+                <a:satMod val="105000"/>
+                <a:tint val="67000"/>
+              </a:schemeClr>
+            </a:gs>
+            <a:gs pos="50000">
+              <a:schemeClr val="phClr">
+                <a:lumMod val="105000"/>
+                <a:satMod val="103000"/>
+                <a:tint val="73000"/>
+              </a:schemeClr>
+            </a:gs>
+            <a:gs pos="100000">
+              <a:schemeClr val="phClr">
+                <a:lumMod val="105000"/>
+                <a:satMod val="109000"/>
+                <a:tint val="81000"/>
+              </a:schemeClr>
+            </a:gs>
+          </a:gsLst>
+          <a:lin ang="5400000" scaled="false"/>
+        </a:gradFill>
+        <a:gradFill rotWithShape="true">
+          <a:gsLst>
+            <a:gs pos="0">
+              <a:schemeClr val="phClr">
+                <a:satMod val="103000"/>
+                <a:lumMod val="102000"/>
+                <a:tint val="94000"/>
+              </a:schemeClr>
+            </a:gs>
+            <a:gs pos="50000">
+              <a:schemeClr val="phClr">
+                <a:satMod val="110000"/>
+                <a:lumMod val="100000"/>
+                <a:shade val="100000"/>
+              </a:schemeClr>
+            </a:gs>
+            <a:gs pos="100000">
+              <a:schemeClr val="phClr">
+                <a:lumMod val="99000"/>
+                <a:satMod val="120000"/>
+                <a:shade val="78000"/>
+              </a:schemeClr>
+            </a:gs>
+          </a:gsLst>
+          <a:lin ang="5400000" scaled="false"/>
+        </a:gradFill>
+      </a:fillStyleLst>
+      <a:lnStyleLst>
+        <a:ln w="6350" cap="flat" cmpd="sng" algn="ctr">
+          <a:solidFill>
+            <a:schemeClr val="phClr"/>
+          </a:solidFill>
+          <a:prstDash val="solid"/>
+          <a:miter lim="800000"/>
+        </a:ln>
+        <a:ln w="12700" cap="flat" cmpd="sng" algn="ctr">
+          <a:solidFill>
+            <a:schemeClr val="phClr"/>
+          </a:solidFill>
+          <a:prstDash val="solid"/>
+          <a:miter lim="800000"/>
+        </a:ln>
+        <a:ln w="19050" cap="flat" cmpd="sng" algn="ctr">
+          <a:solidFill>
+            <a:schemeClr val="phClr"/>
+          </a:solidFill>
+          <a:prstDash val="solid"/>
+          <a:miter lim="800000"/>
+        </a:ln>
+      </a:lnStyleLst>
+      <a:effectStyleLst>
+        <a:effectStyle>
+          <a:effectLst/>
+        </a:effectStyle>
+        <a:effectStyle>
+          <a:effectLst/>
+        </a:effectStyle>
+        <a:effectStyle>
+          <a:effectLst>
+            <a:outerShdw blurRad="57150" dist="19050" dir="5400000" algn="ctr" rotWithShape="false">
+              <a:srgbClr val="000000">
+                <a:alpha val="63000"/>
+              </a:srgbClr>
+            </a:outerShdw>
+          </a:effectLst>
+        </a:effectStyle>
+      </a:effectStyleLst>
+      <a:bgFillStyleLst>
+        <a:solidFill>
+          <a:schemeClr val="phClr"/>
+        </a:solidFill>
+        <a:solidFill>
+          <a:schemeClr val="phClr">
+            <a:tint val="95000"/>
+            <a:satMod val="170000"/>
+          </a:schemeClr>
+        </a:solidFill>
+        <a:gradFill rotWithShape="true">
+          <a:gsLst>
+            <a:gs pos="0">
+              <a:schemeClr val="phClr">
+                <a:tint val="93000"/>
+                <a:satMod val="150000"/>
+                <a:shade val="98000"/>
+                <a:lumMod val="102000"/>
+              </a:schemeClr>
+            </a:gs>
+            <a:gs pos="50000">
+              <a:schemeClr val="phClr">
+                <a:tint val="98000"/>
+                <a:satMod val="130000"/>
+                <a:shade val="90000"/>
+                <a:lumMod val="103000"/>
+              </a:schemeClr>
+            </a:gs>
+            <a:gs pos="100000">
+              <a:schemeClr val="phClr">
+                <a:shade val="63000"/>
+                <a:satMod val="120000"/>
+              </a:schemeClr>
+            </a:gs>
+          </a:gsLst>
+          <a:lin ang="5400000" scaled="false"/>
+        </a:gradFill>
+      </a:bgFillStyleLst>
+    </a:fmtScheme>
+  </a:themeElements>
+  <a:objectDefaults/>
+  <a:extraClrSchemeLst/>
+</a:theme>
 </file>
--- a/docs/DOC-09_Padroes_de_Codigo.docx
+++ b/docs/DOC-09_Padroes_de_Codigo.docx
@@ -149,7 +149,7 @@
                 <w:sz w:val="19"/>
                 <w:szCs w:val="19"/>
               </w:rPr>
-              <w:t xml:space="preserve">Lumen (nome de trabalho, sujeito a verificação de disponibilidade)</w:t>
+              <w:t xml:space="preserve">Lumen</w:t>
             </w:r>
           </w:p>
         </w:tc>
@@ -425,9 +425,11 @@
         <w:keepLines/>
         <w:spacing w:after="160" w:before="380"/>
       </w:pPr>
+      <w:bookmarkStart w:name="_Toc1" w:id="1"/>
       <w:r>
         <w:t xml:space="preserve">Sumário</w:t>
       </w:r>
+      <w:bookmarkEnd w:id="1"/>
     </w:p>
     <w:p>
       <w:pPr>
@@ -452,11 +454,392 @@
       </w:sdtPr>
       <w:sdtContent>
         <w:p>
+          <w:pPr>
+            <w:pStyle w:val="TOC1"/>
+            <w:tabs>
+              <w:tab w:val="right" w:pos="9638" w:leader="dot"/>
+            </w:tabs>
+          </w:pPr>
           <w:r>
             <w:fldChar w:fldCharType="begin" w:dirty="true"/>
             <w:instrText xml:space="preserve">TOC \h \o "1-3"</w:instrText>
             <w:fldChar w:fldCharType="separate"/>
           </w:r>
+          <w:hyperlink w:history="1" w:anchor="_Toc1">
+            <w:r>
+              <w:t xml:space="preserve">Sumário</w:t>
+            </w:r>
+            <w:r>
+              <w:tab/>
+            </w:r>
+            <w:r>
+              <w:fldChar w:fldCharType="begin" w:dirty="true"/>
+              <w:instrText xml:space="preserve">PAGEREF _Toc1 \h</w:instrText>
+              <w:fldChar w:fldCharType="separate"/>
+              <w:fldChar w:fldCharType="end"/>
+            </w:r>
+          </w:hyperlink>
+        </w:p>
+        <w:p>
+          <w:pPr>
+            <w:pStyle w:val="TOC1"/>
+            <w:tabs>
+              <w:tab w:val="right" w:pos="9638" w:leader="dot"/>
+            </w:tabs>
+          </w:pPr>
+          <w:hyperlink w:history="1" w:anchor="_Toc2">
+            <w:r>
+              <w:t xml:space="preserve">1. Convenções de nomenclatura</w:t>
+            </w:r>
+            <w:r>
+              <w:tab/>
+            </w:r>
+            <w:r>
+              <w:fldChar w:fldCharType="begin" w:dirty="true"/>
+              <w:instrText xml:space="preserve">PAGEREF _Toc2 \h</w:instrText>
+              <w:fldChar w:fldCharType="separate"/>
+              <w:fldChar w:fldCharType="end"/>
+            </w:r>
+          </w:hyperlink>
+        </w:p>
+        <w:p>
+          <w:pPr>
+            <w:pStyle w:val="TOC2"/>
+            <w:tabs>
+              <w:tab w:val="right" w:pos="9638" w:leader="dot"/>
+            </w:tabs>
+            <w:ind w:left="220"/>
+          </w:pPr>
+          <w:hyperlink w:history="1" w:anchor="_Toc3">
+            <w:r>
+              <w:t xml:space="preserve">1.1 Idioma do código</w:t>
+            </w:r>
+            <w:r>
+              <w:tab/>
+            </w:r>
+            <w:r>
+              <w:fldChar w:fldCharType="begin" w:dirty="true"/>
+              <w:instrText xml:space="preserve">PAGEREF _Toc3 \h</w:instrText>
+              <w:fldChar w:fldCharType="separate"/>
+              <w:fldChar w:fldCharType="end"/>
+            </w:r>
+          </w:hyperlink>
+        </w:p>
+        <w:p>
+          <w:pPr>
+            <w:pStyle w:val="TOC2"/>
+            <w:tabs>
+              <w:tab w:val="right" w:pos="9638" w:leader="dot"/>
+            </w:tabs>
+            <w:ind w:left="220"/>
+          </w:pPr>
+          <w:hyperlink w:history="1" w:anchor="_Toc4">
+            <w:r>
+              <w:t xml:space="preserve">1.2 Regras gerais</w:t>
+            </w:r>
+            <w:r>
+              <w:tab/>
+            </w:r>
+            <w:r>
+              <w:fldChar w:fldCharType="begin" w:dirty="true"/>
+              <w:instrText xml:space="preserve">PAGEREF _Toc4 \h</w:instrText>
+              <w:fldChar w:fldCharType="separate"/>
+              <w:fldChar w:fldCharType="end"/>
+            </w:r>
+          </w:hyperlink>
+        </w:p>
+        <w:p>
+          <w:pPr>
+            <w:pStyle w:val="TOC2"/>
+            <w:tabs>
+              <w:tab w:val="right" w:pos="9638" w:leader="dot"/>
+            </w:tabs>
+            <w:ind w:left="220"/>
+          </w:pPr>
+          <w:hyperlink w:history="1" w:anchor="_Toc5">
+            <w:r>
+              <w:t xml:space="preserve">1.3 Valores legais nunca ficam no código</w:t>
+            </w:r>
+            <w:r>
+              <w:tab/>
+            </w:r>
+            <w:r>
+              <w:fldChar w:fldCharType="begin" w:dirty="true"/>
+              <w:instrText xml:space="preserve">PAGEREF _Toc5 \h</w:instrText>
+              <w:fldChar w:fldCharType="separate"/>
+              <w:fldChar w:fldCharType="end"/>
+            </w:r>
+          </w:hyperlink>
+        </w:p>
+        <w:p>
+          <w:pPr>
+            <w:pStyle w:val="TOC1"/>
+            <w:tabs>
+              <w:tab w:val="right" w:pos="9638" w:leader="dot"/>
+            </w:tabs>
+          </w:pPr>
+          <w:hyperlink w:history="1" w:anchor="_Toc6">
+            <w:r>
+              <w:t xml:space="preserve">2. Verificador de vocabulário controlado</w:t>
+            </w:r>
+            <w:r>
+              <w:tab/>
+            </w:r>
+            <w:r>
+              <w:fldChar w:fldCharType="begin" w:dirty="true"/>
+              <w:instrText xml:space="preserve">PAGEREF _Toc6 \h</w:instrText>
+              <w:fldChar w:fldCharType="separate"/>
+              <w:fldChar w:fldCharType="end"/>
+            </w:r>
+          </w:hyperlink>
+        </w:p>
+        <w:p>
+          <w:pPr>
+            <w:pStyle w:val="TOC1"/>
+            <w:tabs>
+              <w:tab w:val="right" w:pos="9638" w:leader="dot"/>
+            </w:tabs>
+          </w:pPr>
+          <w:hyperlink w:history="1" w:anchor="_Toc7">
+            <w:r>
+              <w:t xml:space="preserve">3. Estratégia de testes</w:t>
+            </w:r>
+            <w:r>
+              <w:tab/>
+            </w:r>
+            <w:r>
+              <w:fldChar w:fldCharType="begin" w:dirty="true"/>
+              <w:instrText xml:space="preserve">PAGEREF _Toc7 \h</w:instrText>
+              <w:fldChar w:fldCharType="separate"/>
+              <w:fldChar w:fldCharType="end"/>
+            </w:r>
+          </w:hyperlink>
+        </w:p>
+        <w:p>
+          <w:pPr>
+            <w:pStyle w:val="TOC2"/>
+            <w:tabs>
+              <w:tab w:val="right" w:pos="9638" w:leader="dot"/>
+            </w:tabs>
+            <w:ind w:left="220"/>
+          </w:pPr>
+          <w:hyperlink w:history="1" w:anchor="_Toc8">
+            <w:r>
+              <w:t xml:space="preserve">3.1 Teste de regra</w:t>
+            </w:r>
+            <w:r>
+              <w:tab/>
+            </w:r>
+            <w:r>
+              <w:fldChar w:fldCharType="begin" w:dirty="true"/>
+              <w:instrText xml:space="preserve">PAGEREF _Toc8 \h</w:instrText>
+              <w:fldChar w:fldCharType="separate"/>
+              <w:fldChar w:fldCharType="end"/>
+            </w:r>
+          </w:hyperlink>
+        </w:p>
+        <w:p>
+          <w:pPr>
+            <w:pStyle w:val="TOC2"/>
+            <w:tabs>
+              <w:tab w:val="right" w:pos="9638" w:leader="dot"/>
+            </w:tabs>
+            <w:ind w:left="220"/>
+          </w:pPr>
+          <w:hyperlink w:history="1" w:anchor="_Toc9">
+            <w:r>
+              <w:t xml:space="preserve">3.2 Teste de contrato de fonte</w:t>
+            </w:r>
+            <w:r>
+              <w:tab/>
+            </w:r>
+            <w:r>
+              <w:fldChar w:fldCharType="begin" w:dirty="true"/>
+              <w:instrText xml:space="preserve">PAGEREF _Toc9 \h</w:instrText>
+              <w:fldChar w:fldCharType="separate"/>
+              <w:fldChar w:fldCharType="end"/>
+            </w:r>
+          </w:hyperlink>
+        </w:p>
+        <w:p>
+          <w:pPr>
+            <w:pStyle w:val="TOC1"/>
+            <w:tabs>
+              <w:tab w:val="right" w:pos="9638" w:leader="dot"/>
+            </w:tabs>
+          </w:pPr>
+          <w:hyperlink w:history="1" w:anchor="_Toc10">
+            <w:r>
+              <w:t xml:space="preserve">4. Git e integração contínua</w:t>
+            </w:r>
+            <w:r>
+              <w:tab/>
+            </w:r>
+            <w:r>
+              <w:fldChar w:fldCharType="begin" w:dirty="true"/>
+              <w:instrText xml:space="preserve">PAGEREF _Toc10 \h</w:instrText>
+              <w:fldChar w:fldCharType="separate"/>
+              <w:fldChar w:fldCharType="end"/>
+            </w:r>
+          </w:hyperlink>
+        </w:p>
+        <w:p>
+          <w:pPr>
+            <w:pStyle w:val="TOC2"/>
+            <w:tabs>
+              <w:tab w:val="right" w:pos="9638" w:leader="dot"/>
+            </w:tabs>
+            <w:ind w:left="220"/>
+          </w:pPr>
+          <w:hyperlink w:history="1" w:anchor="_Toc11">
+            <w:r>
+              <w:t xml:space="preserve">4.1 Ramos e commits</w:t>
+            </w:r>
+            <w:r>
+              <w:tab/>
+            </w:r>
+            <w:r>
+              <w:fldChar w:fldCharType="begin" w:dirty="true"/>
+              <w:instrText xml:space="preserve">PAGEREF _Toc11 \h</w:instrText>
+              <w:fldChar w:fldCharType="separate"/>
+              <w:fldChar w:fldCharType="end"/>
+            </w:r>
+          </w:hyperlink>
+        </w:p>
+        <w:p>
+          <w:pPr>
+            <w:pStyle w:val="TOC2"/>
+            <w:tabs>
+              <w:tab w:val="right" w:pos="9638" w:leader="dot"/>
+            </w:tabs>
+            <w:ind w:left="220"/>
+          </w:pPr>
+          <w:hyperlink w:history="1" w:anchor="_Toc12">
+            <w:r>
+              <w:t xml:space="preserve">4.2 Estágios da integração contínua</w:t>
+            </w:r>
+            <w:r>
+              <w:tab/>
+            </w:r>
+            <w:r>
+              <w:fldChar w:fldCharType="begin" w:dirty="true"/>
+              <w:instrText xml:space="preserve">PAGEREF _Toc12 \h</w:instrText>
+              <w:fldChar w:fldCharType="separate"/>
+              <w:fldChar w:fldCharType="end"/>
+            </w:r>
+          </w:hyperlink>
+        </w:p>
+        <w:p>
+          <w:pPr>
+            <w:pStyle w:val="TOC1"/>
+            <w:tabs>
+              <w:tab w:val="right" w:pos="9638" w:leader="dot"/>
+            </w:tabs>
+          </w:pPr>
+          <w:hyperlink w:history="1" w:anchor="_Toc13">
+            <w:r>
+              <w:t xml:space="preserve">5. Definição de pronto</w:t>
+            </w:r>
+            <w:r>
+              <w:tab/>
+            </w:r>
+            <w:r>
+              <w:fldChar w:fldCharType="begin" w:dirty="true"/>
+              <w:instrText xml:space="preserve">PAGEREF _Toc13 \h</w:instrText>
+              <w:fldChar w:fldCharType="separate"/>
+              <w:fldChar w:fldCharType="end"/>
+            </w:r>
+          </w:hyperlink>
+        </w:p>
+        <w:p>
+          <w:pPr>
+            <w:pStyle w:val="TOC1"/>
+            <w:tabs>
+              <w:tab w:val="right" w:pos="9638" w:leader="dot"/>
+            </w:tabs>
+          </w:pPr>
+          <w:hyperlink w:history="1" w:anchor="_Toc14">
+            <w:r>
+              <w:t xml:space="preserve">6. Roteiro de revisão de código</w:t>
+            </w:r>
+            <w:r>
+              <w:tab/>
+            </w:r>
+            <w:r>
+              <w:fldChar w:fldCharType="begin" w:dirty="true"/>
+              <w:instrText xml:space="preserve">PAGEREF _Toc14 \h</w:instrText>
+              <w:fldChar w:fldCharType="separate"/>
+              <w:fldChar w:fldCharType="end"/>
+            </w:r>
+          </w:hyperlink>
+        </w:p>
+        <w:p>
+          <w:pPr>
+            <w:pStyle w:val="TOC2"/>
+            <w:tabs>
+              <w:tab w:val="right" w:pos="9638" w:leader="dot"/>
+            </w:tabs>
+            <w:ind w:left="220"/>
+          </w:pPr>
+          <w:hyperlink w:history="1" w:anchor="_Toc15">
+            <w:r>
+              <w:t xml:space="preserve">6.1 Específico deste projeto</w:t>
+            </w:r>
+            <w:r>
+              <w:tab/>
+            </w:r>
+            <w:r>
+              <w:fldChar w:fldCharType="begin" w:dirty="true"/>
+              <w:instrText xml:space="preserve">PAGEREF _Toc15 \h</w:instrText>
+              <w:fldChar w:fldCharType="separate"/>
+              <w:fldChar w:fldCharType="end"/>
+            </w:r>
+          </w:hyperlink>
+        </w:p>
+        <w:p>
+          <w:pPr>
+            <w:pStyle w:val="TOC2"/>
+            <w:tabs>
+              <w:tab w:val="right" w:pos="9638" w:leader="dot"/>
+            </w:tabs>
+            <w:ind w:left="220"/>
+          </w:pPr>
+          <w:hyperlink w:history="1" w:anchor="_Toc16">
+            <w:r>
+              <w:t xml:space="preserve">6.2 Geral</w:t>
+            </w:r>
+            <w:r>
+              <w:tab/>
+            </w:r>
+            <w:r>
+              <w:fldChar w:fldCharType="begin" w:dirty="true"/>
+              <w:instrText xml:space="preserve">PAGEREF _Toc16 \h</w:instrText>
+              <w:fldChar w:fldCharType="separate"/>
+              <w:fldChar w:fldCharType="end"/>
+            </w:r>
+          </w:hyperlink>
+        </w:p>
+        <w:p>
+          <w:pPr>
+            <w:pStyle w:val="TOC1"/>
+            <w:tabs>
+              <w:tab w:val="right" w:pos="9638" w:leader="dot"/>
+            </w:tabs>
+          </w:pPr>
+          <w:hyperlink w:history="1" w:anchor="_Toc17">
+            <w:r>
+              <w:t xml:space="preserve">7. Observabilidade no código</w:t>
+            </w:r>
+            <w:r>
+              <w:tab/>
+            </w:r>
+            <w:r>
+              <w:fldChar w:fldCharType="begin" w:dirty="true"/>
+              <w:instrText xml:space="preserve">PAGEREF _Toc17 \h</w:instrText>
+              <w:fldChar w:fldCharType="separate"/>
+              <w:fldChar w:fldCharType="end"/>
+            </w:r>
+          </w:hyperlink>
         </w:p>
         <w:p>
           <w:r>
@@ -477,9 +860,11 @@
         <w:keepLines/>
         <w:spacing w:after="160" w:before="380"/>
       </w:pPr>
+      <w:bookmarkStart w:name="_Toc2" w:id="2"/>
       <w:r>
         <w:t xml:space="preserve">1. Convenções de nomenclatura</w:t>
       </w:r>
+      <w:bookmarkEnd w:id="2"/>
     </w:p>
     <w:p>
       <w:pPr>
@@ -488,9 +873,11 @@
         <w:keepLines/>
         <w:spacing w:after="120" w:before="280"/>
       </w:pPr>
+      <w:bookmarkStart w:name="_Toc3" w:id="3"/>
       <w:r>
         <w:t xml:space="preserve">1.1 Idioma do código</w:t>
       </w:r>
+      <w:bookmarkEnd w:id="3"/>
     </w:p>
     <w:p>
       <w:pPr>
@@ -1594,9 +1981,11 @@
         <w:keepLines/>
         <w:spacing w:after="120" w:before="280"/>
       </w:pPr>
+      <w:bookmarkStart w:name="_Toc4" w:id="4"/>
       <w:r>
         <w:t xml:space="preserve">1.2 Regras gerais</w:t>
       </w:r>
+      <w:bookmarkEnd w:id="4"/>
     </w:p>
     <w:tbl>
       <w:tblPr>
@@ -2486,9 +2875,11 @@
         <w:keepLines/>
         <w:spacing w:after="120" w:before="280"/>
       </w:pPr>
+      <w:bookmarkStart w:name="_Toc5" w:id="5"/>
       <w:r>
         <w:t xml:space="preserve">1.3 Valores legais nunca ficam no código</w:t>
       </w:r>
+      <w:bookmarkEnd w:id="5"/>
     </w:p>
     <w:p>
       <w:pPr>
@@ -3279,9 +3670,11 @@
         <w:keepLines/>
         <w:spacing w:after="160" w:before="380"/>
       </w:pPr>
+      <w:bookmarkStart w:name="_Toc6" w:id="6"/>
       <w:r>
         <w:t xml:space="preserve">2. Verificador de vocabulário controlado</w:t>
       </w:r>
+      <w:bookmarkEnd w:id="6"/>
     </w:p>
     <w:p>
       <w:pPr>
@@ -5531,9 +5924,11 @@
         <w:keepLines/>
         <w:spacing w:after="160" w:before="380"/>
       </w:pPr>
+      <w:bookmarkStart w:name="_Toc7" w:id="7"/>
       <w:r>
         <w:t xml:space="preserve">3. Estratégia de testes</w:t>
       </w:r>
+      <w:bookmarkEnd w:id="7"/>
     </w:p>
     <w:tbl>
       <w:tblPr>
@@ -6356,9 +6751,11 @@
         <w:keepLines/>
         <w:spacing w:after="120" w:before="280"/>
       </w:pPr>
+      <w:bookmarkStart w:name="_Toc8" w:id="8"/>
       <w:r>
         <w:t xml:space="preserve">3.1 Teste de regra</w:t>
       </w:r>
+      <w:bookmarkEnd w:id="8"/>
     </w:p>
     <w:p>
       <w:pPr>
@@ -7420,9 +7817,11 @@
         <w:keepLines/>
         <w:spacing w:after="120" w:before="280"/>
       </w:pPr>
+      <w:bookmarkStart w:name="_Toc9" w:id="9"/>
       <w:r>
         <w:t xml:space="preserve">3.2 Teste de contrato de fonte</w:t>
       </w:r>
+      <w:bookmarkEnd w:id="9"/>
     </w:p>
     <w:p>
       <w:pPr>
@@ -7459,9 +7858,11 @@
         <w:keepLines/>
         <w:spacing w:after="160" w:before="380"/>
       </w:pPr>
+      <w:bookmarkStart w:name="_Toc10" w:id="10"/>
       <w:r>
         <w:t xml:space="preserve">4. Git e integração contínua</w:t>
       </w:r>
+      <w:bookmarkEnd w:id="10"/>
     </w:p>
     <w:p>
       <w:pPr>
@@ -7470,9 +7871,11 @@
         <w:keepLines/>
         <w:spacing w:after="120" w:before="280"/>
       </w:pPr>
+      <w:bookmarkStart w:name="_Toc11" w:id="11"/>
       <w:r>
         <w:t xml:space="preserve">4.1 Ramos e commits</w:t>
       </w:r>
+      <w:bookmarkEnd w:id="11"/>
     </w:p>
     <w:tbl>
       <w:tblPr>
@@ -8273,9 +8676,11 @@
         <w:keepLines/>
         <w:spacing w:after="120" w:before="280"/>
       </w:pPr>
+      <w:bookmarkStart w:name="_Toc12" w:id="12"/>
       <w:r>
         <w:t xml:space="preserve">4.2 Estágios da integração contínua</w:t>
       </w:r>
+      <w:bookmarkEnd w:id="12"/>
     </w:p>
     <w:tbl>
       <w:tblPr>
@@ -9084,9 +9489,11 @@
         <w:keepLines/>
         <w:spacing w:after="160" w:before="380"/>
       </w:pPr>
+      <w:bookmarkStart w:name="_Toc13" w:id="13"/>
       <w:r>
         <w:t xml:space="preserve">5. Definição de pronto</w:t>
       </w:r>
+      <w:bookmarkEnd w:id="13"/>
     </w:p>
     <w:p>
       <w:pPr>
@@ -9239,9 +9646,11 @@
         <w:keepLines/>
         <w:spacing w:after="160" w:before="380"/>
       </w:pPr>
+      <w:bookmarkStart w:name="_Toc14" w:id="14"/>
       <w:r>
         <w:t xml:space="preserve">6. Roteiro de revisão de código</w:t>
       </w:r>
+      <w:bookmarkEnd w:id="14"/>
     </w:p>
     <w:p>
       <w:pPr>
@@ -9250,9 +9659,11 @@
         <w:keepLines/>
         <w:spacing w:after="120" w:before="280"/>
       </w:pPr>
+      <w:bookmarkStart w:name="_Toc15" w:id="15"/>
       <w:r>
         <w:t xml:space="preserve">6.1 Específico deste projeto</w:t>
       </w:r>
+      <w:bookmarkEnd w:id="15"/>
     </w:p>
     <w:p>
       <w:pPr>
@@ -9352,9 +9763,11 @@
         <w:keepLines/>
         <w:spacing w:after="120" w:before="280"/>
       </w:pPr>
+      <w:bookmarkStart w:name="_Toc16" w:id="16"/>
       <w:r>
         <w:t xml:space="preserve">6.2 Geral</w:t>
       </w:r>
+      <w:bookmarkEnd w:id="16"/>
     </w:p>
     <w:p>
       <w:pPr>
@@ -9428,9 +9841,11 @@
         <w:keepLines/>
         <w:spacing w:after="160" w:before="380"/>
       </w:pPr>
+      <w:bookmarkStart w:name="_Toc17" w:id="17"/>
       <w:r>
         <w:t xml:space="preserve">7. Observabilidade no código</w:t>
       </w:r>
+      <w:bookmarkEnd w:id="17"/>
     </w:p>
     <w:p>
       <w:pPr>
@@ -10342,6 +10757,21 @@
   <w:style w:type="paragraph" w:styleId="Normal" w:default="1">
     <w:name w:val="Normal"/>
     <w:qFormat/>
+  </w:style>
+  <w:style w:type="table" w:styleId="TableNormal" w:default="true">
+    <w:name w:val="Normal Table"/>
+    <w:uiPriority w:val="99"/>
+    <w:semiHidden/>
+    <w:unhideWhenUsed/>
+    <w:tblPr>
+      <w:tblInd w:type="dxa" w:w="0"/>
+      <w:tblCellMar>
+        <w:top w:type="dxa" w:w="0"/>
+        <w:left w:type="dxa" w:w="108"/>
+        <w:bottom w:type="dxa" w:w="0"/>
+        <w:right w:type="dxa" w:w="108"/>
+      </w:tblCellMar>
+    </w:tblPr>
   </w:style>
   <w:style w:type="paragraph" w:styleId="Title">
     <w:name w:val="Title"/>
